--- a/Website/static/downloads/showcase/workflows/word-policy-brief/example.docx
+++ b/Website/static/downloads/showcase/workflows/word-policy-brief/example.docx
@@ -93,6 +93,207 @@
           <w:sz w:val="22"/>
         </w:rPr>
         <w:t xml:space="preserve">Book the desk or room you need. Include setup time and release unused bookings so another team can use the space.</w:t>
+      </w:r>
+    </w:p>
+    <w:p>
+      <w:pPr>
+        <w:pStyle w:val="Heading2"/>
+        <w:spacing w:before="240" w:after="120"/>
+      </w:pPr>
+      <w:r>
+        <w:rPr>
+          <w:rFonts w:ascii="Carlito" w:hAnsi="Carlito" w:eastAsia="Carlito" w:cs="Carlito"/>
+          <w:b/>
+          <w:bCs/>
+          <w:sz w:val="30"/>
+        </w:rPr>
+        <w:t xml:space="preserve">Rules at a glance</w:t>
+      </w:r>
+    </w:p>
+    <w:tbl>
+      <w:tblPr>
+        <w:tblStyle w:val="TableGrid"/>
+        <w:tblW w:w="5000" w:type="pct"/>
+        <w:tblLook w:val="04A0"/>
+      </w:tblPr>
+      <w:tblGrid>
+        <w:gridCol w:w="3120"/>
+        <w:gridCol w:w="3120"/>
+        <w:gridCol w:w="3120"/>
+      </w:tblGrid>
+      <w:tr>
+        <w:tc>
+          <w:tcPr>
+            <w:tcW w:w="2400" w:type="dxa"/>
+            <w:shd w:val="clear" w:fill="2F5597"/>
+          </w:tcPr>
+          <w:p>
+            <w:pPr/>
+            <w:r>
+              <w:rPr>
+                <w:b/>
+                <w:bCs/>
+                <w:color w:val="FFFFFF"/>
+              </w:rPr>
+              <w:t xml:space="preserve">Space</w:t>
+            </w:r>
+          </w:p>
+        </w:tc>
+        <w:tc>
+          <w:tcPr>
+            <w:tcW w:w="2400" w:type="dxa"/>
+            <w:shd w:val="clear" w:fill="2F5597"/>
+          </w:tcPr>
+          <w:p>
+            <w:pPr/>
+            <w:r>
+              <w:rPr>
+                <w:b/>
+                <w:bCs/>
+                <w:color w:val="FFFFFF"/>
+              </w:rPr>
+              <w:t xml:space="preserve">Book ahead</w:t>
+            </w:r>
+          </w:p>
+        </w:tc>
+        <w:tc>
+          <w:tcPr>
+            <w:tcW w:w="2400" w:type="dxa"/>
+            <w:shd w:val="clear" w:fill="2F5597"/>
+          </w:tcPr>
+          <w:p>
+            <w:pPr/>
+            <w:r>
+              <w:rPr>
+                <w:b/>
+                <w:bCs/>
+                <w:color w:val="FFFFFF"/>
+              </w:rPr>
+              <w:t xml:space="preserve">Release by</w:t>
+            </w:r>
+          </w:p>
+        </w:tc>
+      </w:tr>
+      <w:tr>
+        <w:tc>
+          <w:tcPr>
+            <w:tcW w:w="2400" w:type="dxa"/>
+          </w:tcPr>
+          <w:p>
+            <w:pPr/>
+            <w:r>
+              <w:t xml:space="preserve">Desk</w:t>
+            </w:r>
+          </w:p>
+        </w:tc>
+        <w:tc>
+          <w:tcPr>
+            <w:tcW w:w="2400" w:type="dxa"/>
+          </w:tcPr>
+          <w:p>
+            <w:pPr/>
+            <w:r>
+              <w:t xml:space="preserve">Same day</w:t>
+            </w:r>
+          </w:p>
+        </w:tc>
+        <w:tc>
+          <w:tcPr>
+            <w:tcW w:w="2400" w:type="dxa"/>
+          </w:tcPr>
+          <w:p>
+            <w:pPr/>
+            <w:r>
+              <w:t xml:space="preserve">10:00 if unused</w:t>
+            </w:r>
+          </w:p>
+        </w:tc>
+      </w:tr>
+      <w:tr>
+        <w:tc>
+          <w:tcPr>
+            <w:tcW w:w="2400" w:type="dxa"/>
+          </w:tcPr>
+          <w:p>
+            <w:pPr/>
+            <w:r>
+              <w:t xml:space="preserve">Meeting room</w:t>
+            </w:r>
+          </w:p>
+        </w:tc>
+        <w:tc>
+          <w:tcPr>
+            <w:tcW w:w="2400" w:type="dxa"/>
+          </w:tcPr>
+          <w:p>
+            <w:pPr/>
+            <w:r>
+              <w:t xml:space="preserve">Up to 4 weeks</w:t>
+            </w:r>
+          </w:p>
+        </w:tc>
+        <w:tc>
+          <w:tcPr>
+            <w:tcW w:w="2400" w:type="dxa"/>
+          </w:tcPr>
+          <w:p>
+            <w:pPr/>
+            <w:r>
+              <w:t xml:space="preserve">15 minutes before the start</w:t>
+            </w:r>
+          </w:p>
+        </w:tc>
+      </w:tr>
+      <w:tr>
+        <w:tc>
+          <w:tcPr>
+            <w:tcW w:w="2400" w:type="dxa"/>
+          </w:tcPr>
+          <w:p>
+            <w:pPr/>
+            <w:r>
+              <w:t xml:space="preserve">Project room</w:t>
+            </w:r>
+          </w:p>
+        </w:tc>
+        <w:tc>
+          <w:tcPr>
+            <w:tcW w:w="2400" w:type="dxa"/>
+          </w:tcPr>
+          <w:p>
+            <w:pPr/>
+            <w:r>
+              <w:t xml:space="preserve">Up to 3 months</w:t>
+            </w:r>
+          </w:p>
+        </w:tc>
+        <w:tc>
+          <w:tcPr>
+            <w:tcW w:w="2400" w:type="dxa"/>
+          </w:tcPr>
+          <w:p>
+            <w:pPr/>
+            <w:r>
+              <w:t xml:space="preserve">Weekly with the Workplace team</w:t>
+            </w:r>
+          </w:p>
+        </w:tc>
+      </w:tr>
+    </w:tbl>
+    <w:p>
+      <w:pPr>
+        <w:pBdr>
+          <w:left w:val="single" w:color="2F5597" w:sz="24"/>
+        </w:pBdr>
+        <w:shd w:val="clear" w:fill="EAF1FB"/>
+        <w:spacing w:before="200" w:after="140"/>
+      </w:pPr>
+      <w:r>
+        <w:rPr>
+          <w:rFonts w:ascii="Carlito" w:hAnsi="Carlito" w:eastAsia="Carlito" w:cs="Carlito"/>
+          <w:sz w:val="22"/>
+        </w:rPr>
+        <w:t xml:space="preserve">Release a booking as soon as plans change. Unused space is returned to the pool automatically after the release time.</w:t>
       </w:r>
     </w:p>
     <w:p>
@@ -255,7 +456,7 @@
 <file path=word/numbering.xml><?xml version="1.0" encoding="utf-8"?>
 <w:numbering xmlns:wpc="http://schemas.microsoft.com/office/word/2010/wordprocessingCanvas" xmlns:cx="http://schemas.microsoft.com/office/drawing/2014/chartex" xmlns:cx1="http://schemas.microsoft.com/office/drawing/2015/9/8/chartex" xmlns:cx2="http://schemas.microsoft.com/office/drawing/2015/10/21/chartex" xmlns:cx3="http://schemas.microsoft.com/office/drawing/2016/5/9/chartex" xmlns:cx4="http://schemas.microsoft.com/office/drawing/2016/5/10/chartex" xmlns:cx5="http://schemas.microsoft.com/office/drawing/2016/5/11/chartex" xmlns:cx6="http://schemas.microsoft.com/office/drawing/2016/5/12/chartex" xmlns:cx7="http://schemas.microsoft.com/office/drawing/2016/5/13/chartex" xmlns:cx8="http://schemas.microsoft.com/office/drawing/2016/5/14/chartex" xmlns:mc="http://schemas.openxmlformats.org/markup-compatibility/2006" xmlns:aink="http://schemas.microsoft.com/office/drawing/2016/ink" xmlns:am3d="http://schemas.microsoft.com/office/drawing/2017/model3d" xmlns:o="urn:schemas-microsoft-com:office:office" xmlns:oel="http://schemas.microsoft.com/office/2019/extlst" xmlns:r="http://schemas.openxmlformats.org/officeDocument/2006/relationships" xmlns:m="http://schemas.openxmlformats.org/officeDocument/2006/math" xmlns:v="urn:schemas-microsoft-com:vml" xmlns:wp14="http://schemas.microsoft.com/office/word/2010/wordprocessingDrawing" xmlns:wp="http://schemas.openxmlformats.org/drawingml/2006/wordprocessingDrawing" xmlns:w10="urn:schemas-microsoft-com:office:word" xmlns:w="http://schemas.openxmlformats.org/wordprocessingml/2006/main" xmlns:w14="http://schemas.microsoft.com/office/word/2010/wordml" xmlns:w15="http://schemas.microsoft.com/office/word/2012/wordml" xmlns:w16cex="http://schemas.microsoft.com/office/word/2018/wordml/cex" xmlns:w16cid="http://schemas.microsoft.com/office/word/2016/wordml/cid" xmlns:w16="http://schemas.microsoft.com/office/word/2018/wordml" xmlns:w16sdtdh="http://schemas.microsoft.com/office/word/2020/wordml/sdtdatahash" xmlns:w16se="http://schemas.microsoft.com/office/word/2015/wordml/symex" xmlns:wpg="http://schemas.microsoft.com/office/word/2010/wordprocessingGroup" xmlns:wpi="http://schemas.microsoft.com/office/word/2010/wordprocessingInk" xmlns:wne="http://schemas.microsoft.com/office/word/2006/wordml" xmlns:wps="http://schemas.microsoft.com/office/word/2010/wordprocessingShape" mc:Ignorable="w14 w15 w16se w16cid w16 w16cex w16sdtdh wp14">
   <w:abstractNum w:abstractNumId="0" w15:restartNumberingAfterBreak="0">
-    <w:nsid w:val="B55E9B91"/>
+    <w:nsid w:val="136B9809"/>
     <w:multiLevelType w:val="hybridMultilevel"/>
     <w:tmpl w:val="934E79A6"/>
     <w:lvl w:ilvl="0" w:tplc="04090001">
@@ -369,33 +570,6 @@
   </w:abstractNum>
   <w:num w:numId="1">
     <w:abstractNumId w:val="0"/>
-    <w:lvlOverride w:ilvl="0">
-      <w:startOverride w:val="1"/>
-    </w:lvlOverride>
-    <w:lvlOverride w:ilvl="1">
-      <w:startOverride w:val="1"/>
-    </w:lvlOverride>
-    <w:lvlOverride w:ilvl="2">
-      <w:startOverride w:val="1"/>
-    </w:lvlOverride>
-    <w:lvlOverride w:ilvl="3">
-      <w:startOverride w:val="1"/>
-    </w:lvlOverride>
-    <w:lvlOverride w:ilvl="4">
-      <w:startOverride w:val="1"/>
-    </w:lvlOverride>
-    <w:lvlOverride w:ilvl="5">
-      <w:startOverride w:val="1"/>
-    </w:lvlOverride>
-    <w:lvlOverride w:ilvl="6">
-      <w:startOverride w:val="1"/>
-    </w:lvlOverride>
-    <w:lvlOverride w:ilvl="7">
-      <w:startOverride w:val="1"/>
-    </w:lvlOverride>
-    <w:lvlOverride w:ilvl="8">
-      <w:startOverride w:val="1"/>
-    </w:lvlOverride>
   </w:num>
 </w:numbering>
 </file>

--- a/Website/static/downloads/showcase/workflows/word-policy-brief/example.docx
+++ b/Website/static/downloads/showcase/workflows/word-policy-brief/example.docx
@@ -456,7 +456,7 @@
 <file path=word/numbering.xml><?xml version="1.0" encoding="utf-8"?>
 <w:numbering xmlns:wpc="http://schemas.microsoft.com/office/word/2010/wordprocessingCanvas" xmlns:cx="http://schemas.microsoft.com/office/drawing/2014/chartex" xmlns:cx1="http://schemas.microsoft.com/office/drawing/2015/9/8/chartex" xmlns:cx2="http://schemas.microsoft.com/office/drawing/2015/10/21/chartex" xmlns:cx3="http://schemas.microsoft.com/office/drawing/2016/5/9/chartex" xmlns:cx4="http://schemas.microsoft.com/office/drawing/2016/5/10/chartex" xmlns:cx5="http://schemas.microsoft.com/office/drawing/2016/5/11/chartex" xmlns:cx6="http://schemas.microsoft.com/office/drawing/2016/5/12/chartex" xmlns:cx7="http://schemas.microsoft.com/office/drawing/2016/5/13/chartex" xmlns:cx8="http://schemas.microsoft.com/office/drawing/2016/5/14/chartex" xmlns:mc="http://schemas.openxmlformats.org/markup-compatibility/2006" xmlns:aink="http://schemas.microsoft.com/office/drawing/2016/ink" xmlns:am3d="http://schemas.microsoft.com/office/drawing/2017/model3d" xmlns:o="urn:schemas-microsoft-com:office:office" xmlns:oel="http://schemas.microsoft.com/office/2019/extlst" xmlns:r="http://schemas.openxmlformats.org/officeDocument/2006/relationships" xmlns:m="http://schemas.openxmlformats.org/officeDocument/2006/math" xmlns:v="urn:schemas-microsoft-com:vml" xmlns:wp14="http://schemas.microsoft.com/office/word/2010/wordprocessingDrawing" xmlns:wp="http://schemas.openxmlformats.org/drawingml/2006/wordprocessingDrawing" xmlns:w10="urn:schemas-microsoft-com:office:word" xmlns:w="http://schemas.openxmlformats.org/wordprocessingml/2006/main" xmlns:w14="http://schemas.microsoft.com/office/word/2010/wordml" xmlns:w15="http://schemas.microsoft.com/office/word/2012/wordml" xmlns:w16cex="http://schemas.microsoft.com/office/word/2018/wordml/cex" xmlns:w16cid="http://schemas.microsoft.com/office/word/2016/wordml/cid" xmlns:w16="http://schemas.microsoft.com/office/word/2018/wordml" xmlns:w16sdtdh="http://schemas.microsoft.com/office/word/2020/wordml/sdtdatahash" xmlns:w16se="http://schemas.microsoft.com/office/word/2015/wordml/symex" xmlns:wpg="http://schemas.microsoft.com/office/word/2010/wordprocessingGroup" xmlns:wpi="http://schemas.microsoft.com/office/word/2010/wordprocessingInk" xmlns:wne="http://schemas.microsoft.com/office/word/2006/wordml" xmlns:wps="http://schemas.microsoft.com/office/word/2010/wordprocessingShape" mc:Ignorable="w14 w15 w16se w16cid w16 w16cex w16sdtdh wp14">
   <w:abstractNum w:abstractNumId="0" w15:restartNumberingAfterBreak="0">
-    <w:nsid w:val="136B9809"/>
+    <w:nsid w:val="494706ED"/>
     <w:multiLevelType w:val="hybridMultilevel"/>
     <w:tmpl w:val="934E79A6"/>
     <w:lvl w:ilvl="0" w:tplc="04090001">

--- a/Website/static/downloads/showcase/workflows/word-policy-brief/example.docx
+++ b/Website/static/downloads/showcase/workflows/word-policy-brief/example.docx
@@ -9,9 +9,8 @@
       </w:pPr>
       <w:r>
         <w:rPr>
-          <w:rFonts w:ascii="Carlito" w:hAnsi="Carlito" w:eastAsia="Carlito" w:cs="Carlito"/>
-          <w:b/>
-          <w:bCs/>
+          <w:b w:val="true"/>
+          <w:bCs w:val="true"/>
           <w:sz w:val="52"/>
         </w:rPr>
         <w:t xml:space="preserve">Shared workspace guide</w:t>
@@ -23,7 +22,6 @@
       </w:pPr>
       <w:r>
         <w:rPr>
-          <w:rFonts w:ascii="Carlito" w:hAnsi="Carlito" w:eastAsia="Carlito" w:cs="Carlito"/>
           <w:sz w:val="22"/>
         </w:rPr>
         <w:t xml:space="preserve">Version 1.0 | Owner: Workplace team | Review: March 2027</w:t>
@@ -35,7 +33,6 @@
       </w:pPr>
       <w:r>
         <w:rPr>
-          <w:rFonts w:ascii="Carlito" w:hAnsi="Carlito" w:eastAsia="Carlito" w:cs="Carlito"/>
           <w:sz w:val="22"/>
         </w:rPr>
         <w:t xml:space="preserve">A concise working agreement for reserving shared desks and meeting spaces.</w:t>
@@ -48,9 +45,8 @@
       </w:pPr>
       <w:r>
         <w:rPr>
-          <w:rFonts w:ascii="Carlito" w:hAnsi="Carlito" w:eastAsia="Carlito" w:cs="Carlito"/>
-          <w:b/>
-          <w:bCs/>
+          <w:b w:val="true"/>
+          <w:bCs w:val="true"/>
           <w:sz w:val="30"/>
         </w:rPr>
         <w:t xml:space="preserve">Who this applies to</w:t>
@@ -62,7 +58,6 @@
       </w:pPr>
       <w:r>
         <w:rPr>
-          <w:rFonts w:ascii="Carlito" w:hAnsi="Carlito" w:eastAsia="Carlito" w:cs="Carlito"/>
           <w:sz w:val="22"/>
         </w:rPr>
         <w:t xml:space="preserve">Everyone using the shared office, including visitors and project teams.</w:t>
@@ -75,9 +70,8 @@
       </w:pPr>
       <w:r>
         <w:rPr>
-          <w:rFonts w:ascii="Carlito" w:hAnsi="Carlito" w:eastAsia="Carlito" w:cs="Carlito"/>
-          <w:b/>
-          <w:bCs/>
+          <w:b w:val="true"/>
+          <w:bCs w:val="true"/>
           <w:sz w:val="30"/>
         </w:rPr>
         <w:t xml:space="preserve">Reserve the space</w:t>
@@ -89,7 +83,6 @@
       </w:pPr>
       <w:r>
         <w:rPr>
-          <w:rFonts w:ascii="Carlito" w:hAnsi="Carlito" w:eastAsia="Carlito" w:cs="Carlito"/>
           <w:sz w:val="22"/>
         </w:rPr>
         <w:t xml:space="preserve">Book the desk or room you need. Include setup time and release unused bookings so another team can use the space.</w:t>
@@ -102,9 +95,8 @@
       </w:pPr>
       <w:r>
         <w:rPr>
-          <w:rFonts w:ascii="Carlito" w:hAnsi="Carlito" w:eastAsia="Carlito" w:cs="Carlito"/>
-          <w:b/>
-          <w:bCs/>
+          <w:b w:val="true"/>
+          <w:bCs w:val="true"/>
           <w:sz w:val="30"/>
         </w:rPr>
         <w:t xml:space="preserve">Rules at a glance</w:t>
@@ -124,15 +116,15 @@
       <w:tr>
         <w:tc>
           <w:tcPr>
-            <w:tcW w:w="2400" w:type="dxa"/>
+            <w:tcW w:w="3120" w:type="dxa"/>
             <w:shd w:val="clear" w:fill="2F5597"/>
           </w:tcPr>
           <w:p>
             <w:pPr/>
             <w:r>
               <w:rPr>
-                <w:b/>
-                <w:bCs/>
+                <w:b w:val="true"/>
+                <w:bCs w:val="true"/>
                 <w:color w:val="FFFFFF"/>
               </w:rPr>
               <w:t xml:space="preserve">Space</w:t>
@@ -141,15 +133,15 @@
         </w:tc>
         <w:tc>
           <w:tcPr>
-            <w:tcW w:w="2400" w:type="dxa"/>
+            <w:tcW w:w="3120" w:type="dxa"/>
             <w:shd w:val="clear" w:fill="2F5597"/>
           </w:tcPr>
           <w:p>
             <w:pPr/>
             <w:r>
               <w:rPr>
-                <w:b/>
-                <w:bCs/>
+                <w:b w:val="true"/>
+                <w:bCs w:val="true"/>
                 <w:color w:val="FFFFFF"/>
               </w:rPr>
               <w:t xml:space="preserve">Book ahead</w:t>
@@ -158,15 +150,15 @@
         </w:tc>
         <w:tc>
           <w:tcPr>
-            <w:tcW w:w="2400" w:type="dxa"/>
+            <w:tcW w:w="3120" w:type="dxa"/>
             <w:shd w:val="clear" w:fill="2F5597"/>
           </w:tcPr>
           <w:p>
             <w:pPr/>
             <w:r>
               <w:rPr>
-                <w:b/>
-                <w:bCs/>
+                <w:b w:val="true"/>
+                <w:bCs w:val="true"/>
                 <w:color w:val="FFFFFF"/>
               </w:rPr>
               <w:t xml:space="preserve">Release by</w:t>
@@ -177,7 +169,7 @@
       <w:tr>
         <w:tc>
           <w:tcPr>
-            <w:tcW w:w="2400" w:type="dxa"/>
+            <w:tcW w:w="3120" w:type="dxa"/>
           </w:tcPr>
           <w:p>
             <w:pPr/>
@@ -188,7 +180,7 @@
         </w:tc>
         <w:tc>
           <w:tcPr>
-            <w:tcW w:w="2400" w:type="dxa"/>
+            <w:tcW w:w="3120" w:type="dxa"/>
           </w:tcPr>
           <w:p>
             <w:pPr/>
@@ -199,7 +191,7 @@
         </w:tc>
         <w:tc>
           <w:tcPr>
-            <w:tcW w:w="2400" w:type="dxa"/>
+            <w:tcW w:w="3120" w:type="dxa"/>
           </w:tcPr>
           <w:p>
             <w:pPr/>
@@ -212,7 +204,7 @@
       <w:tr>
         <w:tc>
           <w:tcPr>
-            <w:tcW w:w="2400" w:type="dxa"/>
+            <w:tcW w:w="3120" w:type="dxa"/>
           </w:tcPr>
           <w:p>
             <w:pPr/>
@@ -223,7 +215,7 @@
         </w:tc>
         <w:tc>
           <w:tcPr>
-            <w:tcW w:w="2400" w:type="dxa"/>
+            <w:tcW w:w="3120" w:type="dxa"/>
           </w:tcPr>
           <w:p>
             <w:pPr/>
@@ -234,7 +226,7 @@
         </w:tc>
         <w:tc>
           <w:tcPr>
-            <w:tcW w:w="2400" w:type="dxa"/>
+            <w:tcW w:w="3120" w:type="dxa"/>
           </w:tcPr>
           <w:p>
             <w:pPr/>
@@ -247,7 +239,7 @@
       <w:tr>
         <w:tc>
           <w:tcPr>
-            <w:tcW w:w="2400" w:type="dxa"/>
+            <w:tcW w:w="3120" w:type="dxa"/>
           </w:tcPr>
           <w:p>
             <w:pPr/>
@@ -258,7 +250,7 @@
         </w:tc>
         <w:tc>
           <w:tcPr>
-            <w:tcW w:w="2400" w:type="dxa"/>
+            <w:tcW w:w="3120" w:type="dxa"/>
           </w:tcPr>
           <w:p>
             <w:pPr/>
@@ -269,7 +261,7 @@
         </w:tc>
         <w:tc>
           <w:tcPr>
-            <w:tcW w:w="2400" w:type="dxa"/>
+            <w:tcW w:w="3120" w:type="dxa"/>
           </w:tcPr>
           <w:p>
             <w:pPr/>
@@ -290,7 +282,6 @@
       </w:pPr>
       <w:r>
         <w:rPr>
-          <w:rFonts w:ascii="Carlito" w:hAnsi="Carlito" w:eastAsia="Carlito" w:cs="Carlito"/>
           <w:sz w:val="22"/>
         </w:rPr>
         <w:t xml:space="preserve">Release a booking as soon as plans change. Unused space is returned to the pool automatically after the release time.</w:t>
@@ -303,9 +294,8 @@
       </w:pPr>
       <w:r>
         <w:rPr>
-          <w:rFonts w:ascii="Carlito" w:hAnsi="Carlito" w:eastAsia="Carlito" w:cs="Carlito"/>
-          <w:b/>
-          <w:bCs/>
+          <w:b w:val="true"/>
+          <w:bCs w:val="true"/>
           <w:sz w:val="30"/>
         </w:rPr>
         <w:t xml:space="preserve">Leave it ready for the next person</w:t>
@@ -322,7 +312,6 @@
       </w:pPr>
       <w:r>
         <w:rPr>
-          <w:rFonts w:ascii="Carlito" w:hAnsi="Carlito" w:eastAsia="Carlito" w:cs="Carlito"/>
           <w:sz w:val="22"/>
         </w:rPr>
         <w:t xml:space="preserve">Remove personal items and dispose of waste.</w:t>
@@ -339,7 +328,6 @@
       </w:pPr>
       <w:r>
         <w:rPr>
-          <w:rFonts w:ascii="Carlito" w:hAnsi="Carlito" w:eastAsia="Carlito" w:cs="Carlito"/>
           <w:sz w:val="22"/>
         </w:rPr>
         <w:t xml:space="preserve">Return adapters and equipment to the labelled storage area.</w:t>
@@ -356,7 +344,6 @@
       </w:pPr>
       <w:r>
         <w:rPr>
-          <w:rFonts w:ascii="Carlito" w:hAnsi="Carlito" w:eastAsia="Carlito" w:cs="Carlito"/>
           <w:sz w:val="22"/>
         </w:rPr>
         <w:t xml:space="preserve">Report damaged equipment to the Workplace team.</w:t>
@@ -369,9 +356,8 @@
       </w:pPr>
       <w:r>
         <w:rPr>
-          <w:rFonts w:ascii="Carlito" w:hAnsi="Carlito" w:eastAsia="Carlito" w:cs="Carlito"/>
-          <w:b/>
-          <w:bCs/>
+          <w:b w:val="true"/>
+          <w:bCs w:val="true"/>
           <w:sz w:val="30"/>
         </w:rPr>
         <w:t xml:space="preserve">Exceptions</w:t>
@@ -383,7 +369,6 @@
       </w:pPr>
       <w:r>
         <w:rPr>
-          <w:rFonts w:ascii="Carlito" w:hAnsi="Carlito" w:eastAsia="Carlito" w:cs="Carlito"/>
           <w:sz w:val="22"/>
         </w:rPr>
         <w:t xml:space="preserve">Contact the Workplace team for accessible equipment, recurring project space, or a visitor group.</w:t>
@@ -396,9 +381,8 @@
       </w:pPr>
       <w:r>
         <w:rPr>
-          <w:rFonts w:ascii="Carlito" w:hAnsi="Carlito" w:eastAsia="Carlito" w:cs="Carlito"/>
-          <w:b/>
-          <w:bCs/>
+          <w:b w:val="true"/>
+          <w:bCs w:val="true"/>
           <w:sz w:val="30"/>
         </w:rPr>
         <w:t xml:space="preserve">Questions and review</w:t>
@@ -410,13 +394,14 @@
       </w:pPr>
       <w:r>
         <w:rPr>
-          <w:rFonts w:ascii="Carlito" w:hAnsi="Carlito" w:eastAsia="Carlito" w:cs="Carlito"/>
           <w:sz w:val="22"/>
         </w:rPr>
         <w:t xml:space="preserve">The Workplace team records feedback and reviews the agreement every six months.</w:t>
       </w:r>
     </w:p>
     <w:sectPr>
+      <w:headerReference w:type="default" r:id="Rb327a0fc81244516"/>
+      <w:footerReference w:type="default" r:id="Re8279bd0e1f6420b"/>
       <w:pgSz w:w="12240" w:h="15840" w:code="1"/>
       <w:pgMar w:top="1440" w:right="1440" w:bottom="1440" w:left="1440" w:header="720" w:footer="720" w:gutter="0"/>
     </w:sectPr>
@@ -426,6 +411,66 @@
 
 <file path=word/endnotes.xml><?xml version="1.0" encoding="utf-8"?>
 <w:endnotes xmlns:wpc="http://schemas.microsoft.com/office/word/2010/wordprocessingCanvas" xmlns:cx="http://schemas.microsoft.com/office/drawing/2014/chartex" xmlns:cx1="http://schemas.microsoft.com/office/drawing/2015/9/8/chartex" xmlns:cx2="http://schemas.microsoft.com/office/drawing/2015/10/21/chartex" xmlns:cx3="http://schemas.microsoft.com/office/drawing/2016/5/9/chartex" xmlns:cx4="http://schemas.microsoft.com/office/drawing/2016/5/10/chartex" xmlns:cx5="http://schemas.microsoft.com/office/drawing/2016/5/11/chartex" xmlns:cx6="http://schemas.microsoft.com/office/drawing/2016/5/12/chartex" xmlns:cx7="http://schemas.microsoft.com/office/drawing/2016/5/13/chartex" xmlns:cx8="http://schemas.microsoft.com/office/drawing/2016/5/14/chartex" xmlns:mc="http://schemas.openxmlformats.org/markup-compatibility/2006" xmlns:aink="http://schemas.microsoft.com/office/drawing/2016/ink" xmlns:am3d="http://schemas.microsoft.com/office/drawing/2017/model3d" xmlns:o="urn:schemas-microsoft-com:office:office" xmlns:oel="http://schemas.microsoft.com/office/2019/extlst" xmlns:r="http://schemas.openxmlformats.org/officeDocument/2006/relationships" xmlns:m="http://schemas.openxmlformats.org/officeDocument/2006/math" xmlns:v="urn:schemas-microsoft-com:vml" xmlns:wp14="http://schemas.microsoft.com/office/word/2010/wordprocessingDrawing" xmlns:wp="http://schemas.openxmlformats.org/drawingml/2006/wordprocessingDrawing" xmlns:w10="urn:schemas-microsoft-com:office:word" xmlns:w="http://schemas.openxmlformats.org/wordprocessingml/2006/main" xmlns:w14="http://schemas.microsoft.com/office/word/2010/wordml" xmlns:w15="http://schemas.microsoft.com/office/word/2012/wordml" xmlns:w16cex="http://schemas.microsoft.com/office/word/2018/wordml/cex" xmlns:w16cid="http://schemas.microsoft.com/office/word/2016/wordml/cid" xmlns:w16="http://schemas.microsoft.com/office/word/2018/wordml" xmlns:w16sdtdh="http://schemas.microsoft.com/office/word/2020/wordml/sdtdatahash" xmlns:w16se="http://schemas.microsoft.com/office/word/2015/wordml/symex" xmlns:wpg="http://schemas.microsoft.com/office/word/2010/wordprocessingGroup" xmlns:wpi="http://schemas.microsoft.com/office/word/2010/wordprocessingInk" xmlns:wne="http://schemas.microsoft.com/office/word/2006/wordml" xmlns:wps="http://schemas.microsoft.com/office/word/2010/wordprocessingShape" mc:Ignorable="w14 w15 w16se w16cid w16 w16cex w16sdtdh wp14"/>
+</file>
+
+<file path=word/footer1.xml><?xml version="1.0" encoding="utf-8"?>
+<w:ftr xmlns:w="http://schemas.openxmlformats.org/wordprocessingml/2006/main">
+  <w:p>
+    <w:pPr>
+      <w:tabs>
+        <w:tab w:val="right" w:leader="none" w:pos="9360"/>
+      </w:tabs>
+    </w:pPr>
+    <w:r>
+      <w:rPr>
+        <w:color w:val="5B6575"/>
+        <w:sz w:val="18"/>
+      </w:rPr>
+      <w:t xml:space="preserve">Shared workspace guide</w:t>
+    </w:r>
+    <w:r>
+      <w:rPr>
+        <w:color w:val="5B6575"/>
+        <w:sz w:val="18"/>
+      </w:rPr>
+      <w:tab/>
+    </w:r>
+    <w:r>
+      <w:rPr>
+        <w:color w:val="5B6575"/>
+        <w:sz w:val="18"/>
+      </w:rPr>
+      <w:t xml:space="preserve">Internal · Page </w:t>
+    </w:r>
+    <w:fldSimple w:instr=" PAGE  \* MERGEFORMAT " w:dirty="true">
+      <w:r>
+        <w:rPr>
+          <w:noProof/>
+          <w:color w:val="5B6575"/>
+          <w:sz w:val="18"/>
+        </w:rPr>
+        <w:t>[Document Page]</w:t>
+      </w:r>
+    </w:fldSimple>
+    <w:r>
+      <w:rPr>
+        <w:color w:val="5B6575"/>
+        <w:sz w:val="18"/>
+      </w:rPr>
+      <w:t xml:space="preserve"> of </w:t>
+    </w:r>
+    <w:fldSimple w:instr=" NUMPAGES  \* MERGEFORMAT " w:dirty="true">
+      <w:r>
+        <w:rPr>
+          <w:noProof/>
+          <w:color w:val="5B6575"/>
+          <w:sz w:val="18"/>
+        </w:rPr>
+        <w:t>[Document NumPages]</w:t>
+      </w:r>
+    </w:fldSimple>
+  </w:p>
+</w:ftr>
 </file>
 
 <file path=word/footnotes.xml><?xml version="1.0" encoding="utf-8"?>
@@ -453,10 +498,14 @@
 </w:footnotes>
 </file>
 
+<file path=word/header1.xml><?xml version="1.0" encoding="utf-8"?>
+<w:hdr xmlns:w="http://schemas.openxmlformats.org/wordprocessingml/2006/main"/>
+</file>
+
 <file path=word/numbering.xml><?xml version="1.0" encoding="utf-8"?>
 <w:numbering xmlns:wpc="http://schemas.microsoft.com/office/word/2010/wordprocessingCanvas" xmlns:cx="http://schemas.microsoft.com/office/drawing/2014/chartex" xmlns:cx1="http://schemas.microsoft.com/office/drawing/2015/9/8/chartex" xmlns:cx2="http://schemas.microsoft.com/office/drawing/2015/10/21/chartex" xmlns:cx3="http://schemas.microsoft.com/office/drawing/2016/5/9/chartex" xmlns:cx4="http://schemas.microsoft.com/office/drawing/2016/5/10/chartex" xmlns:cx5="http://schemas.microsoft.com/office/drawing/2016/5/11/chartex" xmlns:cx6="http://schemas.microsoft.com/office/drawing/2016/5/12/chartex" xmlns:cx7="http://schemas.microsoft.com/office/drawing/2016/5/13/chartex" xmlns:cx8="http://schemas.microsoft.com/office/drawing/2016/5/14/chartex" xmlns:mc="http://schemas.openxmlformats.org/markup-compatibility/2006" xmlns:aink="http://schemas.microsoft.com/office/drawing/2016/ink" xmlns:am3d="http://schemas.microsoft.com/office/drawing/2017/model3d" xmlns:o="urn:schemas-microsoft-com:office:office" xmlns:oel="http://schemas.microsoft.com/office/2019/extlst" xmlns:r="http://schemas.openxmlformats.org/officeDocument/2006/relationships" xmlns:m="http://schemas.openxmlformats.org/officeDocument/2006/math" xmlns:v="urn:schemas-microsoft-com:vml" xmlns:wp14="http://schemas.microsoft.com/office/word/2010/wordprocessingDrawing" xmlns:wp="http://schemas.openxmlformats.org/drawingml/2006/wordprocessingDrawing" xmlns:w10="urn:schemas-microsoft-com:office:word" xmlns:w="http://schemas.openxmlformats.org/wordprocessingml/2006/main" xmlns:w14="http://schemas.microsoft.com/office/word/2010/wordml" xmlns:w15="http://schemas.microsoft.com/office/word/2012/wordml" xmlns:w16cex="http://schemas.microsoft.com/office/word/2018/wordml/cex" xmlns:w16cid="http://schemas.microsoft.com/office/word/2016/wordml/cid" xmlns:w16="http://schemas.microsoft.com/office/word/2018/wordml" xmlns:w16sdtdh="http://schemas.microsoft.com/office/word/2020/wordml/sdtdatahash" xmlns:w16se="http://schemas.microsoft.com/office/word/2015/wordml/symex" xmlns:wpg="http://schemas.microsoft.com/office/word/2010/wordprocessingGroup" xmlns:wpi="http://schemas.microsoft.com/office/word/2010/wordprocessingInk" xmlns:wne="http://schemas.microsoft.com/office/word/2006/wordml" xmlns:wps="http://schemas.microsoft.com/office/word/2010/wordprocessingShape" mc:Ignorable="w14 w15 w16se w16cid w16 w16cex w16sdtdh wp14">
   <w:abstractNum w:abstractNumId="0" w15:restartNumberingAfterBreak="0">
-    <w:nsid w:val="494706ED"/>
+    <w:nsid w:val="E5199FC0"/>
     <w:multiLevelType w:val="hybridMultilevel"/>
     <w:tmpl w:val="934E79A6"/>
     <w:lvl w:ilvl="0" w:tplc="04090001">
@@ -579,7 +628,7 @@
   <w:docDefaults>
     <w:rPrDefault>
       <w:rPr>
-        <w:rFonts w:ascii="Carlito" w:hAnsi="Carlito" w:eastAsia="Carlito" w:cs="Carlito"/>
+        <w:rFonts w:asciiTheme="minorHAnsi" w:hAnsiTheme="minorHAnsi" w:eastAsiaTheme="minorHAnsi" w:cstheme="minorBidi"/>
         <w:sz w:val="22"/>
         <w:szCs w:val="22"/>
         <w:lang w:val="en-US" w:eastAsia="en-US" w:bidi="ar-SA"/>
@@ -10501,6 +10550,57 @@
       </w:tcPr>
     </w:tblStylePr>
   </w:style>
+  <w:style w:type="table" w:styleId="OfficeIMOModern">
+    <w:name w:val="OfficeIMO Modern"/>
+    <w:basedOn w:val="TableNormal"/>
+    <w:uiPriority w:val="40"/>
+    <w:pPr>
+      <w:spacing w:before="0" w:after="0" w:line="240" w:lineRule="auto"/>
+    </w:pPr>
+    <w:rPr>
+      <w:color w:val="1B2433"/>
+      <w:sz w:val="20"/>
+      <w:szCs w:val="20"/>
+    </w:rPr>
+    <w:tblPr>
+      <w:tblStyleRowBandSize w:val="1"/>
+      <w:tblStyleColBandSize w:val="1"/>
+      <w:tblBorders>
+        <w:bottom w:val="single" w:color="DCE2EA" w:sz="4" w:space="0"/>
+        <w:insideH w:val="single" w:color="DCE2EA" w:sz="4" w:space="0"/>
+      </w:tblBorders>
+      <w:tblCellMar>
+        <w:top w:w="100" w:type="dxa"/>
+        <w:left w:w="140" w:type="dxa"/>
+        <w:bottom w:w="100" w:type="dxa"/>
+        <w:right w:w="140" w:type="dxa"/>
+      </w:tblCellMar>
+    </w:tblPr>
+    <w:tblStylePr w:type="firstRow">
+      <w:pPr>
+        <w:keepNext/>
+      </w:pPr>
+      <w:rPr>
+        <w:b w:val="true"/>
+        <w:bCs w:val="true"/>
+        <w:color w:val="1B2433"/>
+      </w:rPr>
+      <w:trPr>
+        <w:tblHeader/>
+      </w:trPr>
+      <w:tcPr>
+        <w:tcBorders>
+          <w:bottom w:val="single" w:color="3F64D7" w:sz="8" w:space="0"/>
+        </w:tcBorders>
+        <w:shd w:val="clear" w:color="auto" w:fill="EAF0FC"/>
+      </w:tcPr>
+    </w:tblStylePr>
+    <w:tblStylePr w:type="band2Horz">
+      <w:tcPr>
+        <w:shd w:val="clear" w:color="auto" w:fill="F6F8FB"/>
+      </w:tcPr>
+    </w:tblStylePr>
+  </w:style>
   <w:style w:type="paragraph" w:styleId="Normal" w:default="true">
     <w:name w:val="Normal"/>
     <w:qFormat/>
@@ -10512,18 +10612,19 @@
     <w:link w:val="Heading1Char"/>
     <w:uiPriority w:val="9"/>
     <w:qFormat/>
-    <w:rsid w:val="00973C6F"/>
     <w:pPr>
       <w:keepNext/>
       <w:keepLines/>
-      <w:spacing w:before="240" w:after="0"/>
+      <w:spacing w:before="360" w:after="120"/>
       <w:outlineLvl w:val="0"/>
     </w:pPr>
     <w:rPr>
-      <w:rFonts w:asciiTheme="majorHAnsi" w:hAnsiTheme="majorHAnsi" w:eastAsiaTheme="majorEastAsia" w:cstheme="majorBidi"/>
-      <w:color w:val="2F5496" w:themeColor="accent1" w:themeShade="BF"/>
-      <w:sz w:val="32"/>
-      <w:szCs w:val="32"/>
+      <w:rFonts w:asciiTheme="minorHAnsi" w:hAnsiTheme="minorHAnsi" w:eastAsiaTheme="minorEastAsia" w:cstheme="minorBidi"/>
+      <w:b/>
+      <w:bCs/>
+      <w:color w:val="1B2433"/>
+      <w:sz w:val="40"/>
+      <w:szCs w:val="40"/>
     </w:rPr>
   </w:style>
   <w:style w:type="paragraph" w:styleId="Heading2">
@@ -10533,19 +10634,19 @@
     <w:link w:val="Heading2Char"/>
     <w:uiPriority w:val="9"/>
     <w:unhideWhenUsed/>
-    <w:qFormat/>
-    <w:rsid w:val="00973C6F"/>
     <w:pPr>
       <w:keepNext/>
       <w:keepLines/>
-      <w:spacing w:before="40" w:after="0"/>
+      <w:spacing w:before="280" w:after="80"/>
       <w:outlineLvl w:val="1"/>
     </w:pPr>
     <w:rPr>
-      <w:rFonts w:asciiTheme="majorHAnsi" w:hAnsiTheme="majorHAnsi" w:eastAsiaTheme="majorEastAsia" w:cstheme="majorBidi"/>
-      <w:color w:val="2F5496" w:themeColor="accent1" w:themeShade="BF"/>
-      <w:sz w:val="26"/>
-      <w:szCs w:val="26"/>
+      <w:rFonts w:asciiTheme="minorHAnsi" w:hAnsiTheme="minorHAnsi" w:eastAsiaTheme="minorEastAsia" w:cstheme="minorBidi"/>
+      <w:b/>
+      <w:bCs/>
+      <w:color w:val="1B2433"/>
+      <w:sz w:val="30"/>
+      <w:szCs w:val="30"/>
     </w:rPr>
   </w:style>
   <w:style w:type="paragraph" w:styleId="Heading3">
@@ -10554,21 +10655,20 @@
     <w:next w:val="Normal"/>
     <w:link w:val="Heading3Char"/>
     <w:uiPriority w:val="9"/>
-    <w:semiHidden/>
     <w:unhideWhenUsed/>
-    <w:qFormat/>
-    <w:rsid w:val="00700ED2"/>
     <w:pPr>
       <w:keepNext/>
       <w:keepLines/>
-      <w:spacing w:before="40" w:after="0"/>
+      <w:spacing w:before="240" w:after="60"/>
       <w:outlineLvl w:val="2"/>
     </w:pPr>
     <w:rPr>
-      <w:rFonts w:asciiTheme="majorHAnsi" w:hAnsiTheme="majorHAnsi" w:eastAsiaTheme="majorEastAsia" w:cstheme="majorBidi"/>
-      <w:color w:val="1F3763" w:themeColor="accent1" w:themeShade="7F"/>
-      <w:sz w:val="24"/>
-      <w:szCs w:val="24"/>
+      <w:rFonts w:asciiTheme="minorHAnsi" w:hAnsiTheme="minorHAnsi" w:eastAsiaTheme="minorEastAsia" w:cstheme="minorBidi"/>
+      <w:b/>
+      <w:bCs/>
+      <w:color w:val="1B2433"/>
+      <w:sz w:val="25"/>
+      <w:szCs w:val="25"/>
     </w:rPr>
   </w:style>
   <w:style w:type="paragraph" w:styleId="Heading4">
@@ -10577,21 +10677,20 @@
     <w:next w:val="Normal"/>
     <w:link w:val="Heading4Char"/>
     <w:uiPriority w:val="9"/>
-    <w:semiHidden/>
     <w:unhideWhenUsed/>
-    <w:qFormat/>
-    <w:rsid w:val="00700ED2"/>
     <w:pPr>
       <w:keepNext/>
       <w:keepLines/>
-      <w:spacing w:before="40" w:after="0"/>
+      <w:spacing w:before="240" w:after="60"/>
       <w:outlineLvl w:val="3"/>
     </w:pPr>
     <w:rPr>
-      <w:rFonts w:asciiTheme="majorHAnsi" w:hAnsiTheme="majorHAnsi" w:eastAsiaTheme="majorEastAsia" w:cstheme="majorBidi"/>
-      <w:i/>
-      <w:iCs/>
-      <w:color w:val="2F5496" w:themeColor="accent1" w:themeShade="BF"/>
+      <w:rFonts w:asciiTheme="minorHAnsi" w:hAnsiTheme="minorHAnsi" w:eastAsiaTheme="minorEastAsia" w:cstheme="minorBidi"/>
+      <w:b/>
+      <w:bCs/>
+      <w:color w:val="1B2433"/>
+      <w:sz w:val="22"/>
+      <w:szCs w:val="22"/>
     </w:rPr>
   </w:style>
   <w:style w:type="paragraph" w:styleId="Heading5">
@@ -10600,19 +10699,20 @@
     <w:next w:val="Normal"/>
     <w:link w:val="Heading5Char"/>
     <w:uiPriority w:val="9"/>
-    <w:semiHidden/>
     <w:unhideWhenUsed/>
-    <w:qFormat/>
-    <w:rsid w:val="00700ED2"/>
     <w:pPr>
       <w:keepNext/>
       <w:keepLines/>
-      <w:spacing w:before="40" w:after="0"/>
+      <w:spacing w:before="240" w:after="60"/>
       <w:outlineLvl w:val="4"/>
     </w:pPr>
     <w:rPr>
-      <w:rFonts w:asciiTheme="majorHAnsi" w:hAnsiTheme="majorHAnsi" w:eastAsiaTheme="majorEastAsia" w:cstheme="majorBidi"/>
-      <w:color w:val="2F5496" w:themeColor="accent1" w:themeShade="BF"/>
+      <w:rFonts w:asciiTheme="minorHAnsi" w:hAnsiTheme="minorHAnsi" w:eastAsiaTheme="minorEastAsia" w:cstheme="minorBidi"/>
+      <w:b/>
+      <w:bCs/>
+      <w:color w:val="1B2433"/>
+      <w:sz w:val="22"/>
+      <w:szCs w:val="22"/>
     </w:rPr>
   </w:style>
   <w:style w:type="paragraph" w:styleId="Heading6">
@@ -10621,19 +10721,20 @@
     <w:next w:val="Normal"/>
     <w:link w:val="Heading6Char"/>
     <w:uiPriority w:val="9"/>
-    <w:semiHidden/>
     <w:unhideWhenUsed/>
-    <w:qFormat/>
-    <w:rsid w:val="00700ED2"/>
     <w:pPr>
       <w:keepNext/>
       <w:keepLines/>
-      <w:spacing w:before="40" w:after="0"/>
+      <w:spacing w:before="240" w:after="60"/>
       <w:outlineLvl w:val="5"/>
     </w:pPr>
     <w:rPr>
-      <w:rFonts w:asciiTheme="majorHAnsi" w:hAnsiTheme="majorHAnsi" w:eastAsiaTheme="majorEastAsia" w:cstheme="majorBidi"/>
-      <w:color w:val="1F3763" w:themeColor="accent1" w:themeShade="7F"/>
+      <w:rFonts w:asciiTheme="minorHAnsi" w:hAnsiTheme="minorHAnsi" w:eastAsiaTheme="minorEastAsia" w:cstheme="minorBidi"/>
+      <w:b/>
+      <w:bCs/>
+      <w:color w:val="1B2433"/>
+      <w:sz w:val="20"/>
+      <w:szCs w:val="20"/>
     </w:rPr>
   </w:style>
   <w:style w:type="paragraph" w:styleId="Heading7">
@@ -10718,6 +10819,43 @@
       <w:contextualSpacing/>
     </w:pPr>
   </w:style>
+  <w:style w:type="paragraph" w:styleId="Title">
+    <w:name w:val="Title"/>
+    <w:basedOn w:val="Normal"/>
+    <w:next w:val="Normal"/>
+    <w:uiPriority w:val="10"/>
+    <w:qFormat/>
+    <w:pPr>
+      <w:keepNext/>
+      <w:spacing w:before="0" w:after="120" w:line="240" w:lineRule="auto"/>
+      <w:contextualSpacing/>
+    </w:pPr>
+    <w:rPr>
+      <w:rFonts w:asciiTheme="minorHAnsi" w:hAnsiTheme="minorHAnsi" w:eastAsiaTheme="minorEastAsia" w:cstheme="minorBidi"/>
+      <w:b/>
+      <w:bCs/>
+      <w:color w:val="1B2433"/>
+      <w:kern w:val="28"/>
+      <w:sz w:val="56"/>
+      <w:szCs w:val="56"/>
+    </w:rPr>
+  </w:style>
+  <w:style w:type="paragraph" w:styleId="Subtitle">
+    <w:name w:val="Subtitle"/>
+    <w:basedOn w:val="Normal"/>
+    <w:next w:val="Normal"/>
+    <w:uiPriority w:val="11"/>
+    <w:qFormat/>
+    <w:pPr>
+      <w:keepNext/>
+      <w:spacing w:before="0" w:after="240"/>
+    </w:pPr>
+    <w:rPr>
+      <w:color w:val="3F64D7"/>
+      <w:sz w:val="25"/>
+      <w:szCs w:val="25"/>
+    </w:rPr>
+  </w:style>
   <w:style w:type="character" w:styleId="DefaultParagraphFont" w:default="true">
     <w:name w:val="Default Paragraph Font"/>
     <w:uiPriority w:val="1"/>
@@ -10729,12 +10867,15 @@
     <w:basedOn w:val="DefaultParagraphFont"/>
     <w:link w:val="Heading1"/>
     <w:uiPriority w:val="9"/>
-    <w:rsid w:val="00700ED2"/>
+    <w:semiHidden/>
+    <w:unhideWhenUsed/>
     <w:rPr>
-      <w:rFonts w:asciiTheme="majorHAnsi" w:hAnsiTheme="majorHAnsi" w:eastAsiaTheme="majorEastAsia" w:cstheme="majorBidi"/>
-      <w:color w:val="2F5496" w:themeColor="accent1" w:themeShade="BF"/>
-      <w:sz w:val="32"/>
-      <w:szCs w:val="32"/>
+      <w:rFonts w:asciiTheme="minorHAnsi" w:hAnsiTheme="minorHAnsi" w:eastAsiaTheme="minorEastAsia" w:cstheme="minorBidi"/>
+      <w:b/>
+      <w:bCs/>
+      <w:color w:val="1B2433"/>
+      <w:sz w:val="40"/>
+      <w:szCs w:val="40"/>
     </w:rPr>
   </w:style>
   <w:style w:type="character" w:styleId="Heading2Char" w:customStyle="true">
@@ -10743,12 +10884,14 @@
     <w:link w:val="Heading2"/>
     <w:uiPriority w:val="9"/>
     <w:semiHidden/>
-    <w:rsid w:val="00700ED2"/>
+    <w:unhideWhenUsed/>
     <w:rPr>
-      <w:rFonts w:asciiTheme="majorHAnsi" w:hAnsiTheme="majorHAnsi" w:eastAsiaTheme="majorEastAsia" w:cstheme="majorBidi"/>
-      <w:color w:val="2F5496" w:themeColor="accent1" w:themeShade="BF"/>
-      <w:sz w:val="26"/>
-      <w:szCs w:val="26"/>
+      <w:rFonts w:asciiTheme="minorHAnsi" w:hAnsiTheme="minorHAnsi" w:eastAsiaTheme="minorEastAsia" w:cstheme="minorBidi"/>
+      <w:b/>
+      <w:bCs/>
+      <w:color w:val="1B2433"/>
+      <w:sz w:val="30"/>
+      <w:szCs w:val="30"/>
     </w:rPr>
   </w:style>
   <w:style w:type="character" w:styleId="Heading3Char" w:customStyle="true">
@@ -10757,12 +10900,14 @@
     <w:link w:val="Heading3"/>
     <w:uiPriority w:val="9"/>
     <w:semiHidden/>
-    <w:rsid w:val="00700ED2"/>
+    <w:unhideWhenUsed/>
     <w:rPr>
-      <w:rFonts w:asciiTheme="majorHAnsi" w:hAnsiTheme="majorHAnsi" w:eastAsiaTheme="majorEastAsia" w:cstheme="majorBidi"/>
-      <w:color w:val="1F3763" w:themeColor="accent1" w:themeShade="7F"/>
-      <w:sz w:val="24"/>
-      <w:szCs w:val="24"/>
+      <w:rFonts w:asciiTheme="minorHAnsi" w:hAnsiTheme="minorHAnsi" w:eastAsiaTheme="minorEastAsia" w:cstheme="minorBidi"/>
+      <w:b/>
+      <w:bCs/>
+      <w:color w:val="1B2433"/>
+      <w:sz w:val="25"/>
+      <w:szCs w:val="25"/>
     </w:rPr>
   </w:style>
   <w:style w:type="character" w:styleId="Heading4Char" w:customStyle="true">
@@ -10771,12 +10916,14 @@
     <w:link w:val="Heading4"/>
     <w:uiPriority w:val="9"/>
     <w:semiHidden/>
-    <w:rsid w:val="00700ED2"/>
+    <w:unhideWhenUsed/>
     <w:rPr>
-      <w:rFonts w:asciiTheme="majorHAnsi" w:hAnsiTheme="majorHAnsi" w:eastAsiaTheme="majorEastAsia" w:cstheme="majorBidi"/>
-      <w:i/>
-      <w:iCs/>
-      <w:color w:val="2F5496" w:themeColor="accent1" w:themeShade="BF"/>
+      <w:rFonts w:asciiTheme="minorHAnsi" w:hAnsiTheme="minorHAnsi" w:eastAsiaTheme="minorEastAsia" w:cstheme="minorBidi"/>
+      <w:b/>
+      <w:bCs/>
+      <w:color w:val="1B2433"/>
+      <w:sz w:val="22"/>
+      <w:szCs w:val="22"/>
     </w:rPr>
   </w:style>
   <w:style w:type="character" w:styleId="Heading5Char" w:customStyle="true">
@@ -10785,10 +10932,14 @@
     <w:link w:val="Heading5"/>
     <w:uiPriority w:val="9"/>
     <w:semiHidden/>
-    <w:rsid w:val="00700ED2"/>
+    <w:unhideWhenUsed/>
     <w:rPr>
-      <w:rFonts w:asciiTheme="majorHAnsi" w:hAnsiTheme="majorHAnsi" w:eastAsiaTheme="majorEastAsia" w:cstheme="majorBidi"/>
-      <w:color w:val="2F5496" w:themeColor="accent1" w:themeShade="BF"/>
+      <w:rFonts w:asciiTheme="minorHAnsi" w:hAnsiTheme="minorHAnsi" w:eastAsiaTheme="minorEastAsia" w:cstheme="minorBidi"/>
+      <w:b/>
+      <w:bCs/>
+      <w:color w:val="1B2433"/>
+      <w:sz w:val="22"/>
+      <w:szCs w:val="22"/>
     </w:rPr>
   </w:style>
   <w:style w:type="character" w:styleId="Heading6Char" w:customStyle="true">
@@ -10797,10 +10948,14 @@
     <w:link w:val="Heading6"/>
     <w:uiPriority w:val="9"/>
     <w:semiHidden/>
-    <w:rsid w:val="00700ED2"/>
+    <w:unhideWhenUsed/>
     <w:rPr>
-      <w:rFonts w:asciiTheme="majorHAnsi" w:hAnsiTheme="majorHAnsi" w:eastAsiaTheme="majorEastAsia" w:cstheme="majorBidi"/>
-      <w:color w:val="1F3763" w:themeColor="accent1" w:themeShade="7F"/>
+      <w:rFonts w:asciiTheme="minorHAnsi" w:hAnsiTheme="minorHAnsi" w:eastAsiaTheme="minorEastAsia" w:cstheme="minorBidi"/>
+      <w:b/>
+      <w:bCs/>
+      <w:color w:val="1B2433"/>
+      <w:sz w:val="20"/>
+      <w:szCs w:val="20"/>
     </w:rPr>
   </w:style>
   <w:style w:type="character" w:styleId="Heading7Char" w:customStyle="true">
@@ -10974,6 +11129,151 @@
     <w:rPr>
       <w:vertAlign w:val="superscript"/>
     </w:rPr>
+  </w:style>
+  <w:style w:type="paragraph" w:styleId="TOCHeading">
+    <w:name w:val="TOC Heading"/>
+    <w:basedOn w:val="Heading1"/>
+    <w:next w:val="Normal"/>
+    <w:uiPriority w:val="39"/>
+    <w:unhideWhenUsed/>
+    <w:qFormat/>
+    <w:pPr>
+      <w:outlineLvl w:val="9"/>
+    </w:pPr>
+  </w:style>
+  <w:style w:type="paragraph" w:styleId="TOC1">
+    <w:name w:val="toc 1"/>
+    <w:basedOn w:val="Normal"/>
+    <w:next w:val="Normal"/>
+    <w:autoRedefine/>
+    <w:uiPriority w:val="39"/>
+    <w:unhideWhenUsed/>
+    <w:pPr>
+      <w:tabs>
+        <w:tab w:val="right" w:leader="dot" w:pos="9350"/>
+      </w:tabs>
+      <w:spacing w:after="100"/>
+    </w:pPr>
+  </w:style>
+  <w:style w:type="paragraph" w:styleId="TOC2">
+    <w:name w:val="toc 2"/>
+    <w:basedOn w:val="Normal"/>
+    <w:next w:val="Normal"/>
+    <w:autoRedefine/>
+    <w:uiPriority w:val="39"/>
+    <w:unhideWhenUsed/>
+    <w:pPr>
+      <w:tabs>
+        <w:tab w:val="right" w:leader="dot" w:pos="9350"/>
+      </w:tabs>
+      <w:spacing w:after="100"/>
+      <w:ind w:left="220"/>
+    </w:pPr>
+  </w:style>
+  <w:style w:type="paragraph" w:styleId="TOC3">
+    <w:name w:val="toc 3"/>
+    <w:basedOn w:val="Normal"/>
+    <w:next w:val="Normal"/>
+    <w:autoRedefine/>
+    <w:uiPriority w:val="39"/>
+    <w:unhideWhenUsed/>
+    <w:pPr>
+      <w:tabs>
+        <w:tab w:val="right" w:leader="dot" w:pos="9350"/>
+      </w:tabs>
+      <w:spacing w:after="100"/>
+      <w:ind w:left="440"/>
+    </w:pPr>
+  </w:style>
+  <w:style w:type="paragraph" w:styleId="TOC4">
+    <w:name w:val="toc 4"/>
+    <w:basedOn w:val="Normal"/>
+    <w:next w:val="Normal"/>
+    <w:autoRedefine/>
+    <w:uiPriority w:val="39"/>
+    <w:unhideWhenUsed/>
+    <w:pPr>
+      <w:tabs>
+        <w:tab w:val="right" w:leader="dot" w:pos="9350"/>
+      </w:tabs>
+      <w:spacing w:after="100"/>
+      <w:ind w:left="660"/>
+    </w:pPr>
+  </w:style>
+  <w:style w:type="paragraph" w:styleId="TOC5">
+    <w:name w:val="toc 5"/>
+    <w:basedOn w:val="Normal"/>
+    <w:next w:val="Normal"/>
+    <w:autoRedefine/>
+    <w:uiPriority w:val="39"/>
+    <w:unhideWhenUsed/>
+    <w:pPr>
+      <w:tabs>
+        <w:tab w:val="right" w:leader="dot" w:pos="9350"/>
+      </w:tabs>
+      <w:spacing w:after="100"/>
+      <w:ind w:left="880"/>
+    </w:pPr>
+  </w:style>
+  <w:style w:type="paragraph" w:styleId="TOC6">
+    <w:name w:val="toc 6"/>
+    <w:basedOn w:val="Normal"/>
+    <w:next w:val="Normal"/>
+    <w:autoRedefine/>
+    <w:uiPriority w:val="39"/>
+    <w:unhideWhenUsed/>
+    <w:pPr>
+      <w:tabs>
+        <w:tab w:val="right" w:leader="dot" w:pos="9350"/>
+      </w:tabs>
+      <w:spacing w:after="100"/>
+      <w:ind w:left="1100"/>
+    </w:pPr>
+  </w:style>
+  <w:style w:type="paragraph" w:styleId="TOC7">
+    <w:name w:val="toc 7"/>
+    <w:basedOn w:val="Normal"/>
+    <w:next w:val="Normal"/>
+    <w:autoRedefine/>
+    <w:uiPriority w:val="39"/>
+    <w:unhideWhenUsed/>
+    <w:pPr>
+      <w:tabs>
+        <w:tab w:val="right" w:leader="dot" w:pos="9350"/>
+      </w:tabs>
+      <w:spacing w:after="100"/>
+      <w:ind w:left="1320"/>
+    </w:pPr>
+  </w:style>
+  <w:style w:type="paragraph" w:styleId="TOC8">
+    <w:name w:val="toc 8"/>
+    <w:basedOn w:val="Normal"/>
+    <w:next w:val="Normal"/>
+    <w:autoRedefine/>
+    <w:uiPriority w:val="39"/>
+    <w:unhideWhenUsed/>
+    <w:pPr>
+      <w:tabs>
+        <w:tab w:val="right" w:leader="dot" w:pos="9350"/>
+      </w:tabs>
+      <w:spacing w:after="100"/>
+      <w:ind w:left="1540"/>
+    </w:pPr>
+  </w:style>
+  <w:style w:type="paragraph" w:styleId="TOC9">
+    <w:name w:val="toc 9"/>
+    <w:basedOn w:val="Normal"/>
+    <w:next w:val="Normal"/>
+    <w:autoRedefine/>
+    <w:uiPriority w:val="39"/>
+    <w:unhideWhenUsed/>
+    <w:pPr>
+      <w:tabs>
+        <w:tab w:val="right" w:leader="dot" w:pos="9350"/>
+      </w:tabs>
+      <w:spacing w:after="100"/>
+      <w:ind w:left="1760"/>
+    </w:pPr>
   </w:style>
 </w:styles>
 </file>
@@ -11021,7 +11321,7 @@
     </a:clrScheme>
     <a:fontScheme name="Office">
       <a:majorFont>
-        <a:latin typeface="Calibri Light" panose="020F0302020204030204"/>
+        <a:latin typeface="Aptos"/>
         <a:ea typeface=""/>
         <a:cs typeface=""/>
         <a:font script="Jpan" typeface="游ゴシック Light"/>
@@ -11073,7 +11373,7 @@
         <a:font script="Tfng" typeface="Ebrima"/>
       </a:majorFont>
       <a:minorFont>
-        <a:latin typeface="Calibri" panose="020F0502020204030204"/>
+        <a:latin typeface="Aptos"/>
         <a:ea typeface=""/>
         <a:cs typeface=""/>
         <a:font script="Jpan" typeface="游明朝"/>
